--- a/examples/briefs/dirty_motion_brief.docx
+++ b/examples/briefs/dirty_motion_brief.docx
@@ -354,6 +354,62 @@
     <w:bookmarkEnd w:id="26"/>
     <w:bookmarkEnd w:id="27"/>
     <w:bookmarkStart w:id="28" w:name="conclusion"/>
+    <w:p>
+      <w:pPr>
+        <w:pStyle w:val="Heading2"/>
+      </w:pPr>
+      <w:r>
+        <w:t>V. Defendant's Sufficiency Argument Fails</w:t>
+      </w:r>
+    </w:p>
+    <w:p>
+      <w:pPr>
+        <w:pStyle w:val="BodyText"/>
+      </w:pPr>
+      <w:r>
+        <w:t>Defendant's final contention regarding the sufficiency of plaintiff's evidence collapses under settled law. This Court has squarely held that a plaintiff need not produce direct proof of subjective intent to survive summary judgment. Carmody, 512 F.3d at 1046.</w:t>
+      </w:r>
+    </w:p>
+    <w:p>
+      <w:pPr>
+        <w:pStyle w:val="BodyText"/>
+      </w:pPr>
+      <w:r>
+        <w:t>The objective inquiry that Carmody prescribes does not turn on the defendant's self-serving characterization of its own conduct. Carmody, 512 F.3d at 1047. A reasonable factfinder could readily conclude that the communication at issue was misleading under that standard.</w:t>
+      </w:r>
+    </w:p>
+    <w:p>
+      <w:pPr>
+        <w:pStyle w:val="BodyText"/>
+      </w:pPr>
+      <w:r>
+        <w:t>Nothing in defendant's submission distinguishes this record from the one the court confronted in Carmody, 512 F.3d at 1048, where comparable boilerplate was held insufficient as a matter of law. The same result follows here.</w:t>
+      </w:r>
+    </w:p>
+    <w:p>
+      <w:pPr>
+        <w:pStyle w:val="BodyText"/>
+      </w:pPr>
+      <w:r>
+        <w:t>Defendant's remaining authorities predate Carmody and cannot be reconciled with its holding. Carmody, 512 F.3d at 1050. To the extent any tension exists, the controlling circuit precedent governs and forecloses defendant's position.</w:t>
+      </w:r>
+    </w:p>
+    <w:p>
+      <w:pPr>
+        <w:pStyle w:val="BodyText"/>
+      </w:pPr>
+      <w:r>
+        <w:t>Even assuming defendant could identify some residual factual dispute, that dispute would be immaterial under the governing legal framework. Carmody, 512 F.3d at 1051. Summary judgment for the defendant is therefore unwarranted on this record.</w:t>
+      </w:r>
+    </w:p>
+    <w:p>
+      <w:pPr>
+        <w:pStyle w:val="BodyText"/>
+      </w:pPr>
+      <w:r>
+        <w:t>In short, every strand of defendant's sufficiency argument has already been considered and rejected by this Court. Carmody, 512 F.3d at 1052. The motion fails for this independent reason as well.</w:t>
+      </w:r>
+    </w:p>
     <w:p>
       <w:pPr>
         <w:pStyle w:val="Heading1"/>
